--- a/force-app/main/default/documents/Loop__LOOP_Files/CACFAJBHAa7695b4d3258408999054738feccab79.docx
+++ b/force-app/main/default/documents/Loop__LOOP_Files/CACFAJBHAa7695b4d3258408999054738feccab79.docx
@@ -1101,7 +1101,7 @@
       </w:tr>
       <w:tr>
         <w:trPr>
-          <w:trHeight w:val="507"/>
+          <w:trHeight w:val="284"/>
         </w:trPr>
         <w:tc>
           <w:tcPr>
@@ -1117,6 +1117,230 @@
             <w:pPr>
               <w:pStyle w:val="TableParagraph"/>
               <w:spacing w:before="32"/>
+              <w:ind w:left="135"/>
+              <w:rPr>
+                <w:w w:val="105"/>
+                <w:position w:val="1"/>
+                <w:sz w:val="16"/>
+              </w:rPr>
+            </w:pPr>
+            <w:r>
+              <w:rPr>
+                <w:w w:val="105"/>
+                <w:position w:val="1"/>
+                <w:sz w:val="16"/>
+              </w:rPr>
+              <w:fldChar w:fldCharType="begin"/>
+            </w:r>
+            <w:r>
+              <w:rPr>
+                <w:w w:val="105"/>
+                <w:position w:val="1"/>
+                <w:sz w:val="16"/>
+              </w:rPr>
+              <w:instrText xml:space="preserve"> </w:instrText>
+            </w:r>
+            <w:r>
+              <w:rPr>
+                <w:w w:val="105"/>
+                <w:position w:val="1"/>
+                <w:sz w:val="16"/>
+              </w:rPr>
+              <w:instrText>IF "&lt;&lt;Invoice_Invoice_Category&gt;&gt;" = "Floating Rent" "</w:instrText>
+            </w:r>
+            <w:r>
+              <w:rPr>
+                <w:bCs/>
+                <w:w w:val="105"/>
+                <w:position w:val="1"/>
+                <w:sz w:val="16"/>
+              </w:rPr>
+              <w:instrText>Floating Lease Rental</w:instrText>
+            </w:r>
+            <w:r>
+              <w:rPr>
+                <w:bCs/>
+                <w:w w:val="105"/>
+                <w:position w:val="1"/>
+                <w:sz w:val="16"/>
+                <w:lang w:val="en-IN"/>
+              </w:rPr>
+              <w:instrText xml:space="preserve"> </w:instrText>
+            </w:r>
+            <w:r>
+              <w:rPr>
+                <w:w w:val="105"/>
+                <w:position w:val="1"/>
+                <w:sz w:val="16"/>
+              </w:rPr>
+              <w:instrText xml:space="preserve">covering period from </w:instrText>
+            </w:r>
+            <w:r>
+              <w:rPr>
+                <w:w w:val="105"/>
+                <w:position w:val="1"/>
+                <w:sz w:val="16"/>
+              </w:rPr>
+              <w:instrText>&lt;&lt;Invoice_Period_Start_Date__h&gt;&gt;</w:instrText>
+            </w:r>
+            <w:r>
+              <w:rPr>
+                <w:w w:val="105"/>
+                <w:position w:val="1"/>
+                <w:sz w:val="16"/>
+              </w:rPr>
+              <w:instrText xml:space="preserve"> to </w:instrText>
+            </w:r>
+            <w:r>
+              <w:rPr>
+                <w:w w:val="105"/>
+                <w:position w:val="1"/>
+                <w:sz w:val="16"/>
+              </w:rPr>
+              <w:instrText>&lt;&lt;Invoice_Period_End_Date__h&gt;&gt;</w:instrText>
+            </w:r>
+            <w:r>
+              <w:rPr>
+                <w:w w:val="105"/>
+                <w:position w:val="1"/>
+                <w:sz w:val="16"/>
+              </w:rPr>
+              <w:br/>
+            </w:r>
+            <w:r>
+              <w:rPr>
+                <w:w w:val="105"/>
+                <w:position w:val="1"/>
+                <w:sz w:val="16"/>
+              </w:rPr>
+              <w:br/>
+              <w:instrText xml:space="preserve">Contract Amount = </w:instrText>
+            </w:r>
+            <w:r>
+              <w:rPr>
+                <w:w w:val="105"/>
+                <w:position w:val="1"/>
+                <w:sz w:val="16"/>
+              </w:rPr>
+              <w:instrText>&lt;&lt;Rent_Rent_Rate__000&gt;&gt;</w:instrText>
+            </w:r>
+          </w:p>
+          <w:p>
+            <w:pPr>
+              <w:pStyle w:val="TableParagraph"/>
+              <w:spacing w:before="32"/>
+              <w:ind w:left="135"/>
+              <w:rPr>
+                <w:w w:val="105"/>
+                <w:position w:val="1"/>
+                <w:sz w:val="16"/>
+              </w:rPr>
+            </w:pPr>
+            <w:r>
+              <w:rPr>
+                <w:w w:val="105"/>
+                <w:position w:val="1"/>
+                <w:sz w:val="16"/>
+              </w:rPr>
+              <w:instrText xml:space="preserve">A = </w:instrText>
+            </w:r>
+            <w:r>
+              <w:rPr>
+                <w:w w:val="105"/>
+                <w:position w:val="1"/>
+                <w:sz w:val="16"/>
+              </w:rPr>
+              <w:instrText>&lt;&lt;Rent_Schedule_Standalone_Floating_Rent_Margin&gt;&gt;</w:instrText>
+            </w:r>
+          </w:p>
+          <w:p>
+            <w:pPr>
+              <w:pStyle w:val="TableParagraph"/>
+              <w:spacing w:before="32"/>
+              <w:ind w:left="135"/>
+              <w:rPr>
+                <w:w w:val="105"/>
+                <w:position w:val="1"/>
+                <w:sz w:val="16"/>
+              </w:rPr>
+            </w:pPr>
+            <w:r>
+              <w:rPr>
+                <w:w w:val="105"/>
+                <w:position w:val="1"/>
+                <w:sz w:val="16"/>
+              </w:rPr>
+              <w:instrText xml:space="preserve">Contracted Rate = </w:instrText>
+            </w:r>
+            <w:r>
+              <w:rPr>
+                <w:w w:val="105"/>
+                <w:position w:val="1"/>
+                <w:sz w:val="16"/>
+              </w:rPr>
+              <w:instrText>&lt;&lt;Rent_Assumed_Interest_Rate&gt;&gt;</w:instrText>
+            </w:r>
+          </w:p>
+          <w:p>
+            <w:pPr>
+              <w:pStyle w:val="TableParagraph"/>
+              <w:spacing w:before="32"/>
+              <w:ind w:left="135"/>
+              <w:rPr>
+                <w:w w:val="105"/>
+                <w:position w:val="1"/>
+                <w:sz w:val="16"/>
+              </w:rPr>
+            </w:pPr>
+            <w:r>
+              <w:rPr>
+                <w:w w:val="105"/>
+                <w:position w:val="1"/>
+                <w:sz w:val="16"/>
+              </w:rPr>
+              <w:instrText xml:space="preserve">N = </w:instrText>
+            </w:r>
+            <w:r>
+              <w:rPr>
+                <w:w w:val="105"/>
+                <w:position w:val="1"/>
+                <w:sz w:val="16"/>
+              </w:rPr>
+              <w:instrText>&lt;&lt;Rent_Rental_Adjustment_Factor__000&gt;&gt;</w:instrText>
+            </w:r>
+          </w:p>
+          <w:p>
+            <w:pPr>
+              <w:pStyle w:val="TableParagraph"/>
+              <w:spacing w:before="32"/>
+              <w:ind w:left="135"/>
+              <w:rPr>
+                <w:w w:val="105"/>
+                <w:position w:val="1"/>
+                <w:sz w:val="16"/>
+              </w:rPr>
+            </w:pPr>
+            <w:r>
+              <w:rPr>
+                <w:w w:val="105"/>
+                <w:position w:val="1"/>
+                <w:sz w:val="16"/>
+              </w:rPr>
+              <w:instrText xml:space="preserve">Interest Rate = </w:instrText>
+            </w:r>
+            <w:r>
+              <w:rPr>
+                <w:w w:val="105"/>
+                <w:position w:val="1"/>
+                <w:sz w:val="16"/>
+              </w:rPr>
+              <w:instrText>&lt;&lt;Rent_pro_Int_Rate_For_Floating_Rent_2_Deci&gt;&gt;</w:instrText>
+            </w:r>
+          </w:p>
+          <w:p>
+            <w:pPr>
+              <w:pStyle w:val="TableParagraph"/>
+              <w:spacing w:before="32"/>
               <w:ind w:left="130"/>
               <w:rPr>
                 <w:w w:val="105"/>
@@ -1130,25 +1354,39 @@
                 <w:position w:val="1"/>
                 <w:sz w:val="16"/>
               </w:rPr>
-              <w:t>&lt;&lt;</w:t>
-            </w:r>
-            <w:proofErr w:type="spellStart"/>
-            <w:r>
-              <w:rPr>
-                <w:w w:val="105"/>
-                <w:position w:val="1"/>
-                <w:sz w:val="16"/>
-              </w:rPr>
-              <w:t>Invoice_Line_Item_Start</w:t>
-            </w:r>
-            <w:proofErr w:type="spellEnd"/>
-            <w:r>
-              <w:rPr>
-                <w:w w:val="105"/>
-                <w:position w:val="1"/>
-                <w:sz w:val="16"/>
-              </w:rPr>
-              <w:t>&gt;&gt;</w:t>
+              <w:instrText>(Interest rate is rounded with 2 decimal places)</w:instrText>
+            </w:r>
+            <w:r>
+              <w:rPr>
+                <w:w w:val="105"/>
+                <w:position w:val="1"/>
+                <w:sz w:val="16"/>
+              </w:rPr>
+              <w:instrText>"</w:instrText>
+            </w:r>
+            <w:r>
+              <w:rPr>
+                <w:w w:val="105"/>
+                <w:position w:val="1"/>
+                <w:sz w:val="16"/>
+              </w:rPr>
+              <w:instrText xml:space="preserve"> </w:instrText>
+            </w:r>
+            <w:r>
+              <w:rPr>
+                <w:w w:val="105"/>
+                <w:position w:val="1"/>
+                <w:sz w:val="16"/>
+              </w:rPr>
+              <w:instrText>"</w:instrText>
+            </w:r>
+            <w:r>
+              <w:rPr>
+                <w:w w:val="105"/>
+                <w:position w:val="1"/>
+                <w:sz w:val="16"/>
+              </w:rPr>
+              <w:instrText>&lt;&lt;Invoice_Line_Item_Start&gt;&gt;</w:instrText>
             </w:r>
             <w:r>
               <w:rPr>
@@ -1197,7 +1435,31 @@
                 <w:position w:val="1"/>
                 <w:sz w:val="16"/>
               </w:rPr>
-              <w:t>&lt;&lt;Invoice_Line_Item_Comments&gt;&gt;</w:t>
+              <w:instrText>&lt;&lt;Invoice_Line_Item_Comments&gt;&gt;</w:instrText>
+            </w:r>
+            <w:r>
+              <w:rPr>
+                <w:w w:val="105"/>
+                <w:position w:val="1"/>
+                <w:sz w:val="16"/>
+              </w:rPr>
+              <w:fldChar w:fldCharType="end"/>
+            </w:r>
+            <w:r>
+              <w:rPr>
+                <w:w w:val="105"/>
+                <w:position w:val="1"/>
+                <w:sz w:val="16"/>
+              </w:rPr>
+              <w:instrText xml:space="preserve">" </w:instrText>
+            </w:r>
+            <w:r>
+              <w:rPr>
+                <w:w w:val="105"/>
+                <w:position w:val="1"/>
+                <w:sz w:val="16"/>
+              </w:rPr>
+              <w:fldChar w:fldCharType="separate"/>
             </w:r>
             <w:r>
               <w:rPr>
@@ -1232,14 +1494,479 @@
               <w:rPr>
                 <w:sz w:val="16"/>
               </w:rPr>
-              <w:t>&lt;&lt;Invoice_Line_Item_Total_Line_Amount__000&gt;&gt;</w:t>
+              <w:fldChar w:fldCharType="begin"/>
+            </w:r>
+            <w:r>
+              <w:rPr>
+                <w:sz w:val="16"/>
+              </w:rPr>
+              <w:instrText xml:space="preserve"> </w:instrText>
+            </w:r>
+            <w:r>
+              <w:rPr>
+                <w:sz w:val="16"/>
+              </w:rPr>
+              <w:instrText>IF "&lt;&lt;Invoice_Invoice_Category&gt;&gt;" = "Floating Rent" "&lt;&lt;Rent_Rent_Rate__000&gt;&gt;" "&lt;&lt;Invoice_Line_Item_Total_Line_Amount__000&gt;&gt;"</w:instrText>
+            </w:r>
+            <w:r>
+              <w:rPr>
+                <w:sz w:val="16"/>
+              </w:rPr>
+              <w:instrText xml:space="preserve"> </w:instrText>
+            </w:r>
+            <w:r>
+              <w:rPr>
+                <w:sz w:val="16"/>
+              </w:rPr>
+              <w:fldChar w:fldCharType="separate"/>
+            </w:r>
+            <w:r>
+              <w:rPr>
+                <w:sz w:val="16"/>
+              </w:rPr>
+              <w:fldChar w:fldCharType="end"/>
             </w:r>
           </w:p>
         </w:tc>
       </w:tr>
       <w:tr>
         <w:trPr>
-          <w:trHeight w:val="39"/>
+          <w:trHeight w:val="284"/>
+        </w:trPr>
+        <w:tc>
+          <w:tcPr>
+            <w:tcW w:w="8796" w:type="dxa"/>
+            <w:tcBorders>
+              <w:top w:val="nil"/>
+              <w:left w:val="single" w:sz="4" w:space="0" w:color="000000"/>
+              <w:bottom w:val="nil"/>
+              <w:right w:val="single" w:sz="12" w:space="0" w:color="000000"/>
+            </w:tcBorders>
+          </w:tcPr>
+          <w:p>
+            <w:pPr>
+              <w:pStyle w:val="TableParagraph"/>
+              <w:ind w:left="135"/>
+              <w:rPr>
+                <w:w w:val="105"/>
+                <w:position w:val="1"/>
+                <w:sz w:val="16"/>
+              </w:rPr>
+            </w:pPr>
+            <w:r>
+              <w:rPr>
+                <w:w w:val="105"/>
+                <w:position w:val="1"/>
+                <w:sz w:val="16"/>
+              </w:rPr>
+              <w:lastRenderedPageBreak/>
+              <w:br/>
+            </w:r>
+            <w:r>
+              <w:rPr>
+                <w:w w:val="105"/>
+                <w:position w:val="1"/>
+                <w:sz w:val="16"/>
+              </w:rPr>
+              <w:fldChar w:fldCharType="begin"/>
+            </w:r>
+            <w:r>
+              <w:rPr>
+                <w:w w:val="105"/>
+                <w:position w:val="1"/>
+                <w:sz w:val="16"/>
+              </w:rPr>
+              <w:instrText xml:space="preserve"> </w:instrText>
+            </w:r>
+            <w:r>
+              <w:rPr>
+                <w:w w:val="105"/>
+                <w:position w:val="1"/>
+                <w:sz w:val="16"/>
+              </w:rPr>
+              <w:instrText>IF "&lt;&lt;Invoice_Invoice_Category&gt;&gt;" = "Floating Rent" "</w:instrText>
+            </w:r>
+            <w:r>
+              <w:rPr>
+                <w:w w:val="105"/>
+                <w:position w:val="1"/>
+                <w:sz w:val="16"/>
+              </w:rPr>
+              <w:instrText xml:space="preserve"> Floating lease interest adjustment </w:instrText>
+            </w:r>
+            <w:r>
+              <w:rPr>
+                <w:w w:val="105"/>
+                <w:position w:val="1"/>
+                <w:sz w:val="16"/>
+              </w:rPr>
+              <w:instrText>&lt;&lt;Invoice_Period_Start_Date__h&gt;&gt;</w:instrText>
+            </w:r>
+            <w:r>
+              <w:rPr>
+                <w:w w:val="105"/>
+                <w:position w:val="1"/>
+                <w:sz w:val="16"/>
+              </w:rPr>
+              <w:instrText xml:space="preserve"> to </w:instrText>
+            </w:r>
+            <w:r>
+              <w:rPr>
+                <w:w w:val="105"/>
+                <w:position w:val="1"/>
+                <w:sz w:val="16"/>
+              </w:rPr>
+              <w:instrText>&lt;&lt;Invoice_Period_End_Date__h&gt;&gt;</w:instrText>
+            </w:r>
+            <w:r>
+              <w:rPr>
+                <w:w w:val="105"/>
+                <w:position w:val="1"/>
+                <w:sz w:val="16"/>
+              </w:rPr>
+              <w:instrText xml:space="preserve"> at </w:instrText>
+            </w:r>
+            <w:r>
+              <w:rPr>
+                <w:w w:val="105"/>
+                <w:position w:val="1"/>
+                <w:sz w:val="16"/>
+              </w:rPr>
+              <w:instrText>&lt;&lt;Rent_pro_Interest_Rate_for_Floating_Rent&gt;&gt;</w:instrText>
+            </w:r>
+            <w:r>
+              <w:rPr>
+                <w:w w:val="105"/>
+                <w:position w:val="1"/>
+                <w:sz w:val="16"/>
+              </w:rPr>
+              <w:instrText>" "</w:instrText>
+            </w:r>
+            <w:r>
+              <w:rPr>
+                <w:w w:val="105"/>
+                <w:position w:val="1"/>
+                <w:sz w:val="16"/>
+              </w:rPr>
+              <w:instrText xml:space="preserve">" </w:instrText>
+            </w:r>
+            <w:r>
+              <w:rPr>
+                <w:w w:val="105"/>
+                <w:position w:val="1"/>
+                <w:sz w:val="16"/>
+              </w:rPr>
+              <w:fldChar w:fldCharType="separate"/>
+            </w:r>
+            <w:r>
+              <w:rPr>
+                <w:w w:val="105"/>
+                <w:position w:val="1"/>
+                <w:sz w:val="16"/>
+              </w:rPr>
+              <w:fldChar w:fldCharType="end"/>
+            </w:r>
+          </w:p>
+        </w:tc>
+        <w:tc>
+          <w:tcPr>
+            <w:tcW w:w="1822" w:type="dxa"/>
+            <w:tcBorders>
+              <w:top w:val="nil"/>
+              <w:left w:val="single" w:sz="12" w:space="0" w:color="000000"/>
+              <w:bottom w:val="nil"/>
+              <w:right w:val="single" w:sz="4" w:space="0" w:color="000000"/>
+            </w:tcBorders>
+          </w:tcPr>
+          <w:p>
+            <w:pPr>
+              <w:pStyle w:val="TableParagraph"/>
+              <w:ind w:right="134"/>
+              <w:jc w:val="right"/>
+              <w:rPr>
+                <w:sz w:val="16"/>
+              </w:rPr>
+            </w:pPr>
+            <w:r>
+              <w:rPr>
+                <w:sz w:val="16"/>
+              </w:rPr>
+              <w:br/>
+            </w:r>
+            <w:r>
+              <w:rPr>
+                <w:sz w:val="16"/>
+              </w:rPr>
+              <w:fldChar w:fldCharType="begin"/>
+            </w:r>
+            <w:r>
+              <w:rPr>
+                <w:sz w:val="16"/>
+              </w:rPr>
+              <w:instrText xml:space="preserve"> </w:instrText>
+            </w:r>
+            <w:r>
+              <w:rPr>
+                <w:sz w:val="16"/>
+              </w:rPr>
+              <w:instrText>IF "&lt;&lt;Invoice_Invoice_Category&gt;&gt;" = "Floating Rent" "</w:instrText>
+            </w:r>
+            <w:r>
+              <w:rPr>
+                <w:sz w:val="16"/>
+              </w:rPr>
+              <w:instrText>&lt;&lt;Rent_Floating_Interest_Portion__000&gt;&gt;</w:instrText>
+            </w:r>
+            <w:r>
+              <w:rPr>
+                <w:sz w:val="16"/>
+              </w:rPr>
+              <w:instrText>" "</w:instrText>
+            </w:r>
+            <w:r>
+              <w:rPr>
+                <w:sz w:val="16"/>
+              </w:rPr>
+              <w:instrText xml:space="preserve">" </w:instrText>
+            </w:r>
+            <w:r>
+              <w:rPr>
+                <w:sz w:val="16"/>
+              </w:rPr>
+              <w:fldChar w:fldCharType="separate"/>
+            </w:r>
+            <w:r>
+              <w:rPr>
+                <w:sz w:val="16"/>
+              </w:rPr>
+              <w:fldChar w:fldCharType="end"/>
+            </w:r>
+          </w:p>
+        </w:tc>
+      </w:tr>
+      <w:tr>
+        <w:trPr>
+          <w:trHeight w:val="425"/>
+        </w:trPr>
+        <w:tc>
+          <w:tcPr>
+            <w:tcW w:w="8796" w:type="dxa"/>
+            <w:tcBorders>
+              <w:top w:val="nil"/>
+              <w:left w:val="single" w:sz="4" w:space="0" w:color="000000"/>
+              <w:bottom w:val="nil"/>
+              <w:right w:val="single" w:sz="12" w:space="0" w:color="000000"/>
+            </w:tcBorders>
+          </w:tcPr>
+          <w:p>
+            <w:pPr>
+              <w:pStyle w:val="TableParagraph"/>
+              <w:spacing w:before="200"/>
+              <w:ind w:left="130"/>
+              <w:rPr>
+                <w:w w:val="105"/>
+                <w:position w:val="1"/>
+                <w:sz w:val="16"/>
+              </w:rPr>
+            </w:pPr>
+            <w:r>
+              <w:rPr>
+                <w:w w:val="105"/>
+                <w:position w:val="1"/>
+                <w:sz w:val="16"/>
+              </w:rPr>
+              <w:fldChar w:fldCharType="begin"/>
+            </w:r>
+            <w:r>
+              <w:rPr>
+                <w:w w:val="105"/>
+                <w:position w:val="1"/>
+                <w:sz w:val="16"/>
+              </w:rPr>
+              <w:instrText xml:space="preserve"> </w:instrText>
+            </w:r>
+            <w:r>
+              <w:rPr>
+                <w:w w:val="105"/>
+                <w:position w:val="1"/>
+                <w:sz w:val="16"/>
+              </w:rPr>
+              <w:instrText>IF "&lt;&lt;POC_pro_Include_USD_Euro_Conversion_Rate&gt;&gt;" = "true" "</w:instrText>
+            </w:r>
+            <w:r>
+              <w:rPr>
+                <w:w w:val="105"/>
+                <w:position w:val="1"/>
+                <w:sz w:val="16"/>
+              </w:rPr>
+              <w:instrText xml:space="preserve">USD-Euro on Rate Value Date: </w:instrText>
+            </w:r>
+            <w:r>
+              <w:rPr>
+                <w:w w:val="105"/>
+                <w:position w:val="1"/>
+                <w:sz w:val="16"/>
+              </w:rPr>
+              <w:instrText>&lt;&lt;Invoice_Invoice_Date__h&gt;&gt;</w:instrText>
+            </w:r>
+            <w:r>
+              <w:rPr>
+                <w:w w:val="105"/>
+                <w:position w:val="1"/>
+                <w:sz w:val="16"/>
+              </w:rPr>
+              <w:instrText xml:space="preserve"> is €</w:instrText>
+            </w:r>
+            <w:r>
+              <w:rPr>
+                <w:w w:val="105"/>
+                <w:position w:val="1"/>
+                <w:sz w:val="16"/>
+              </w:rPr>
+              <w:instrText>&lt;&lt;Invoice_Exchange_Rate_for_EUR_Display__000&gt;&gt;</w:instrText>
+            </w:r>
+            <w:r>
+              <w:rPr>
+                <w:w w:val="105"/>
+                <w:position w:val="1"/>
+                <w:sz w:val="16"/>
+              </w:rPr>
+              <w:instrText xml:space="preserve"> = € </w:instrText>
+            </w:r>
+            <w:r>
+              <w:rPr>
+                <w:w w:val="105"/>
+                <w:position w:val="1"/>
+                <w:sz w:val="16"/>
+              </w:rPr>
+              <w:fldChar w:fldCharType="begin"/>
+            </w:r>
+            <w:r>
+              <w:rPr>
+                <w:w w:val="105"/>
+                <w:position w:val="1"/>
+                <w:sz w:val="16"/>
+              </w:rPr>
+              <w:instrText xml:space="preserve"> = &lt;&lt;Invoice_Exchange_Rate_for_EUR_Display&gt;&gt; * </w:instrText>
+            </w:r>
+            <w:r>
+              <w:rPr>
+                <w:w w:val="105"/>
+                <w:position w:val="1"/>
+                <w:sz w:val="16"/>
+              </w:rPr>
+              <w:instrText>&lt;&lt;Invoice_Total_Amount_Due__000&gt;&gt;</w:instrText>
+            </w:r>
+            <w:r>
+              <w:rPr>
+                <w:w w:val="105"/>
+                <w:position w:val="1"/>
+                <w:sz w:val="16"/>
+              </w:rPr>
+              <w:instrText xml:space="preserve"> </w:instrText>
+            </w:r>
+            <w:r>
+              <w:rPr>
+                <w:w w:val="105"/>
+                <w:position w:val="1"/>
+                <w:sz w:val="16"/>
+              </w:rPr>
+              <w:instrText>\</w:instrText>
+            </w:r>
+            <w:r>
+              <w:rPr>
+                <w:w w:val="105"/>
+                <w:position w:val="1"/>
+                <w:sz w:val="16"/>
+              </w:rPr>
+              <w:instrText># "#,##0.00"</w:instrText>
+            </w:r>
+            <w:r>
+              <w:rPr>
+                <w:w w:val="105"/>
+                <w:position w:val="1"/>
+                <w:sz w:val="16"/>
+              </w:rPr>
+              <w:fldChar w:fldCharType="separate"/>
+            </w:r>
+            <w:r>
+              <w:rPr>
+                <w:b/>
+                <w:noProof/>
+                <w:w w:val="105"/>
+                <w:position w:val="1"/>
+                <w:sz w:val="16"/>
+              </w:rPr>
+              <w:instrText>!Syntax Error, &lt;</w:instrText>
+            </w:r>
+            <w:r>
+              <w:rPr>
+                <w:w w:val="105"/>
+                <w:position w:val="1"/>
+                <w:sz w:val="16"/>
+              </w:rPr>
+              <w:fldChar w:fldCharType="end"/>
+            </w:r>
+            <w:r>
+              <w:rPr>
+                <w:w w:val="105"/>
+                <w:position w:val="1"/>
+                <w:sz w:val="16"/>
+              </w:rPr>
+              <w:instrText>" ""</w:instrText>
+            </w:r>
+            <w:r>
+              <w:rPr>
+                <w:w w:val="105"/>
+                <w:position w:val="1"/>
+                <w:sz w:val="16"/>
+              </w:rPr>
+              <w:instrText xml:space="preserve"> </w:instrText>
+            </w:r>
+            <w:r>
+              <w:rPr>
+                <w:w w:val="105"/>
+                <w:position w:val="1"/>
+                <w:sz w:val="16"/>
+              </w:rPr>
+              <w:fldChar w:fldCharType="separate"/>
+            </w:r>
+            <w:r>
+              <w:rPr>
+                <w:w w:val="105"/>
+                <w:position w:val="1"/>
+                <w:sz w:val="16"/>
+              </w:rPr>
+              <w:fldChar w:fldCharType="end"/>
+            </w:r>
+          </w:p>
+        </w:tc>
+        <w:tc>
+          <w:tcPr>
+            <w:tcW w:w="1822" w:type="dxa"/>
+            <w:tcBorders>
+              <w:top w:val="nil"/>
+              <w:left w:val="single" w:sz="12" w:space="0" w:color="000000"/>
+              <w:bottom w:val="nil"/>
+              <w:right w:val="single" w:sz="4" w:space="0" w:color="000000"/>
+            </w:tcBorders>
+          </w:tcPr>
+          <w:p>
+            <w:pPr>
+              <w:pStyle w:val="TableParagraph"/>
+              <w:spacing w:before="200"/>
+              <w:ind w:right="134"/>
+              <w:jc w:val="right"/>
+              <w:rPr>
+                <w:sz w:val="16"/>
+              </w:rPr>
+            </w:pPr>
+          </w:p>
+        </w:tc>
+      </w:tr>
+      <w:tr>
+        <w:trPr>
+          <w:trHeight w:val="113"/>
         </w:trPr>
         <w:tc>
           <w:tcPr>
@@ -1258,7 +1985,8 @@
               <w:rPr>
                 <w:w w:val="105"/>
                 <w:position w:val="1"/>
-                <w:sz w:val="16"/>
+                <w:sz w:val="8"/>
+                <w:szCs w:val="8"/>
               </w:rPr>
             </w:pPr>
           </w:p>
@@ -1280,7 +2008,8 @@
               <w:ind w:left="130"/>
               <w:jc w:val="right"/>
               <w:rPr>
-                <w:sz w:val="16"/>
+                <w:sz w:val="8"/>
+                <w:szCs w:val="8"/>
               </w:rPr>
             </w:pPr>
           </w:p>
@@ -1322,7 +2051,7 @@
         <w:tc>
           <w:tcPr>
             <w:tcW w:w="3318" w:type="dxa"/>
-            <w:vAlign w:val="bottom"/>
+            <w:vAlign w:val="center"/>
           </w:tcPr>
           <w:p>
             <w:pPr>
@@ -1342,6 +2071,7 @@
         <w:tc>
           <w:tcPr>
             <w:tcW w:w="5471" w:type="dxa"/>
+            <w:vAlign w:val="center"/>
           </w:tcPr>
           <w:p>
             <w:pPr>
@@ -1358,7 +2088,7 @@
         <w:tc>
           <w:tcPr>
             <w:tcW w:w="1842" w:type="dxa"/>
-            <w:vAlign w:val="bottom"/>
+            <w:vAlign w:val="center"/>
           </w:tcPr>
           <w:p>
             <w:pPr>
@@ -1995,7 +2725,7 @@
                 <w:bCs/>
                 <w:sz w:val="20"/>
               </w:rPr>
-              <w:instrText>&lt;&lt;Lease_Lessor_Bnk_For_MR_SWIFT_Code&gt;&gt;</w:instrText>
+              <w:instrText>&lt;&lt;Lease_Lessor_Bnk_For_MR_pro_Swift_Code_Display&gt;&gt;</w:instrText>
             </w:r>
             <w:r>
               <w:rPr>
@@ -2116,7 +2846,7 @@
               <w:rPr>
                 <w:sz w:val="20"/>
               </w:rPr>
-              <w:instrText>&lt;&lt;Lease_Lessor_Bnk_For_MR_SWIFT_Code&gt;&gt;</w:instrText>
+              <w:instrText>&lt;&lt;Lease_Lessor_Bnk_For_MR_pro_Swift_Code_Display&gt;&gt;</w:instrText>
             </w:r>
             <w:r>
               <w:rPr>
@@ -2128,7 +2858,7 @@
               <w:rPr>
                 <w:sz w:val="20"/>
               </w:rPr>
-              <w:instrText>&lt;&lt;Lease_Lessor_Bnk_For_MR_Bank_Identification_Code&gt;&gt;</w:instrText>
+              <w:instrText>&lt;&lt;Lease_Lessor_Bnk_For_MR_pro_Bank_Identification_Code_Formula&gt;&gt;</w:instrText>
             </w:r>
             <w:r>
               <w:rPr>
@@ -2140,7 +2870,7 @@
               <w:rPr>
                 <w:sz w:val="20"/>
               </w:rPr>
-              <w:instrText>&lt;&lt;Lease_Lessor_Bnk_For_MR_SWIFT_Code&gt;&gt;</w:instrText>
+              <w:instrText>&lt;&lt;Lease_Lessor_Bnk_For_MR_pro_Swift_Code_Display&gt;&gt;</w:instrText>
             </w:r>
             <w:r>
               <w:rPr>
